--- a/Assignments/practice Questions/ques_set1.docx
+++ b/Assignments/practice Questions/ques_set1.docx
@@ -23,9 +23,9 @@
         <w:tblLook w:val="04A0" w:firstRow="1" w:lastRow="0" w:firstColumn="1" w:lastColumn="0" w:noHBand="0" w:noVBand="1"/>
       </w:tblPr>
       <w:tblGrid>
-        <w:gridCol w:w="627"/>
-        <w:gridCol w:w="1075"/>
-        <w:gridCol w:w="7314"/>
+        <w:gridCol w:w="595"/>
+        <w:gridCol w:w="871"/>
+        <w:gridCol w:w="7550"/>
       </w:tblGrid>
       <w:tr>
         <w:trPr>
@@ -419,6 +419,12 @@
             <w:hideMark/>
           </w:tcPr>
           <w:p>
+            <w:pPr>
+              <w:rPr>
+                <w:b/>
+                <w:bCs/>
+              </w:rPr>
+            </w:pPr>
             <w:r>
               <w:rPr>
                 <w:b/>
@@ -432,6 +438,46 @@
                 <w:bCs/>
               </w:rPr>
               <w:t>port card – Generate HTML for below image.</w:t>
+            </w:r>
+          </w:p>
+          <w:p>
+            <w:r>
+              <w:lastRenderedPageBreak/>
+              <w:drawing>
+                <wp:inline distT="0" distB="0" distL="0" distR="0" wp14:anchorId="476B8828" wp14:editId="035340F9">
+                  <wp:extent cx="5029902" cy="6296904"/>
+                  <wp:effectExtent l="0" t="0" r="0" b="8890"/>
+                  <wp:docPr id="740405126" name="Picture 1"/>
+                  <wp:cNvGraphicFramePr>
+                    <a:graphicFrameLocks xmlns:a="http://schemas.openxmlformats.org/drawingml/2006/main" noChangeAspect="1"/>
+                  </wp:cNvGraphicFramePr>
+                  <a:graphic xmlns:a="http://schemas.openxmlformats.org/drawingml/2006/main">
+                    <a:graphicData uri="http://schemas.openxmlformats.org/drawingml/2006/picture">
+                      <pic:pic xmlns:pic="http://schemas.openxmlformats.org/drawingml/2006/picture">
+                        <pic:nvPicPr>
+                          <pic:cNvPr id="740405126" name=""/>
+                          <pic:cNvPicPr/>
+                        </pic:nvPicPr>
+                        <pic:blipFill>
+                          <a:blip r:embed="rId4"/>
+                          <a:stretch>
+                            <a:fillRect/>
+                          </a:stretch>
+                        </pic:blipFill>
+                        <pic:spPr>
+                          <a:xfrm>
+                            <a:off x="0" y="0"/>
+                            <a:ext cx="5029902" cy="6296904"/>
+                          </a:xfrm>
+                          <a:prstGeom prst="rect">
+                            <a:avLst/>
+                          </a:prstGeom>
+                        </pic:spPr>
+                      </pic:pic>
+                    </a:graphicData>
+                  </a:graphic>
+                </wp:inline>
+              </w:drawing>
             </w:r>
           </w:p>
         </w:tc>
@@ -452,6 +498,7 @@
                 <w:b/>
                 <w:bCs/>
               </w:rPr>
+              <w:lastRenderedPageBreak/>
               <w:t>5</w:t>
             </w:r>
           </w:p>
@@ -494,16 +541,31 @@
       </w:tr>
     </w:tbl>
     <w:p/>
+    <w:p/>
+    <w:p/>
+    <w:p/>
+    <w:p>
+      <w:r>
+        <w:lastRenderedPageBreak/>
+        <w:t xml:space="preserve">6. Create below structure using </w:t>
+      </w:r>
+      <w:r>
+        <w:t xml:space="preserve">HTML &amp; </w:t>
+      </w:r>
+      <w:r>
+        <w:t>CSS</w:t>
+      </w:r>
+    </w:p>
     <w:p>
       <w:r>
         <w:rPr>
           <w:noProof/>
         </w:rPr>
         <w:drawing>
-          <wp:inline distT="0" distB="0" distL="0" distR="0" wp14:anchorId="018A1D72" wp14:editId="314820F8">
-            <wp:extent cx="4686300" cy="3714750"/>
+          <wp:inline distT="0" distB="0" distL="0" distR="0" wp14:anchorId="28A92116" wp14:editId="5DF28E63">
+            <wp:extent cx="5695950" cy="3016250"/>
             <wp:effectExtent l="0" t="0" r="0" b="0"/>
-            <wp:docPr id="876720864" name="Picture 1"/>
+            <wp:docPr id="1242256268" name="Picture 1"/>
             <wp:cNvGraphicFramePr>
               <a:graphicFrameLocks xmlns:a="http://schemas.openxmlformats.org/drawingml/2006/main" noChangeAspect="1"/>
             </wp:cNvGraphicFramePr>
@@ -511,11 +573,11 @@
               <a:graphicData uri="http://schemas.openxmlformats.org/drawingml/2006/picture">
                 <pic:pic xmlns:pic="http://schemas.openxmlformats.org/drawingml/2006/picture">
                   <pic:nvPicPr>
-                    <pic:cNvPr id="876720864" name="Picture 876720864"/>
+                    <pic:cNvPr id="1242256268" name="Picture 1242256268"/>
                     <pic:cNvPicPr/>
                   </pic:nvPicPr>
                   <pic:blipFill>
-                    <a:blip r:embed="rId4">
+                    <a:blip r:embed="rId5" cstate="print">
                       <a:extLst>
                         <a:ext uri="{28A0092B-C50C-407E-A947-70E740481C1C}">
                           <a14:useLocalDpi xmlns:a14="http://schemas.microsoft.com/office/drawing/2010/main" val="0"/>
@@ -529,7 +591,137 @@
                   <pic:spPr>
                     <a:xfrm>
                       <a:off x="0" y="0"/>
-                      <a:ext cx="4686300" cy="3714750"/>
+                      <a:ext cx="5711803" cy="3024645"/>
+                    </a:xfrm>
+                    <a:prstGeom prst="rect">
+                      <a:avLst/>
+                    </a:prstGeom>
+                  </pic:spPr>
+                </pic:pic>
+              </a:graphicData>
+            </a:graphic>
+          </wp:inline>
+        </w:drawing>
+      </w:r>
+    </w:p>
+    <w:p/>
+    <w:p>
+      <w:r>
+        <w:t>7</w:t>
+      </w:r>
+      <w:r>
+        <w:t xml:space="preserve">. Create below structure using </w:t>
+      </w:r>
+      <w:r>
+        <w:t xml:space="preserve">HTML &amp; </w:t>
+      </w:r>
+      <w:r>
+        <w:t>CSS</w:t>
+      </w:r>
+    </w:p>
+    <w:p>
+      <w:r>
+        <w:rPr>
+          <w:noProof/>
+        </w:rPr>
+        <w:drawing>
+          <wp:inline distT="0" distB="0" distL="0" distR="0" wp14:anchorId="55CD55EB" wp14:editId="282C5CD9">
+            <wp:extent cx="5397500" cy="3625850"/>
+            <wp:effectExtent l="0" t="0" r="0" b="0"/>
+            <wp:docPr id="1173035477" name="Picture 2"/>
+            <wp:cNvGraphicFramePr>
+              <a:graphicFrameLocks xmlns:a="http://schemas.openxmlformats.org/drawingml/2006/main" noChangeAspect="1"/>
+            </wp:cNvGraphicFramePr>
+            <a:graphic xmlns:a="http://schemas.openxmlformats.org/drawingml/2006/main">
+              <a:graphicData uri="http://schemas.openxmlformats.org/drawingml/2006/picture">
+                <pic:pic xmlns:pic="http://schemas.openxmlformats.org/drawingml/2006/picture">
+                  <pic:nvPicPr>
+                    <pic:cNvPr id="1173035477" name="Picture 1173035477"/>
+                    <pic:cNvPicPr/>
+                  </pic:nvPicPr>
+                  <pic:blipFill>
+                    <a:blip r:embed="rId6">
+                      <a:extLst>
+                        <a:ext uri="{28A0092B-C50C-407E-A947-70E740481C1C}">
+                          <a14:useLocalDpi xmlns:a14="http://schemas.microsoft.com/office/drawing/2010/main" val="0"/>
+                        </a:ext>
+                      </a:extLst>
+                    </a:blip>
+                    <a:stretch>
+                      <a:fillRect/>
+                    </a:stretch>
+                  </pic:blipFill>
+                  <pic:spPr>
+                    <a:xfrm>
+                      <a:off x="0" y="0"/>
+                      <a:ext cx="5421430" cy="3641925"/>
+                    </a:xfrm>
+                    <a:prstGeom prst="rect">
+                      <a:avLst/>
+                    </a:prstGeom>
+                  </pic:spPr>
+                </pic:pic>
+              </a:graphicData>
+            </a:graphic>
+          </wp:inline>
+        </w:drawing>
+      </w:r>
+    </w:p>
+    <w:p/>
+    <w:p/>
+    <w:p/>
+    <w:p/>
+    <w:p>
+      <w:r>
+        <w:lastRenderedPageBreak/>
+        <w:t xml:space="preserve">Q8: </w:t>
+      </w:r>
+      <w:r>
+        <w:t xml:space="preserve">Create below structure using </w:t>
+      </w:r>
+      <w:r>
+        <w:t xml:space="preserve">HTML &amp; </w:t>
+      </w:r>
+      <w:r>
+        <w:t>CSS</w:t>
+      </w:r>
+    </w:p>
+    <w:p>
+      <w:r>
+        <w:rPr>
+          <w:noProof/>
+        </w:rPr>
+        <w:drawing>
+          <wp:inline distT="0" distB="0" distL="0" distR="0" wp14:anchorId="1AE9ED2E" wp14:editId="6AE49344">
+            <wp:extent cx="5731510" cy="3476625"/>
+            <wp:effectExtent l="0" t="0" r="2540" b="9525"/>
+            <wp:docPr id="764223399" name="Picture 3"/>
+            <wp:cNvGraphicFramePr>
+              <a:graphicFrameLocks xmlns:a="http://schemas.openxmlformats.org/drawingml/2006/main" noChangeAspect="1"/>
+            </wp:cNvGraphicFramePr>
+            <a:graphic xmlns:a="http://schemas.openxmlformats.org/drawingml/2006/main">
+              <a:graphicData uri="http://schemas.openxmlformats.org/drawingml/2006/picture">
+                <pic:pic xmlns:pic="http://schemas.openxmlformats.org/drawingml/2006/picture">
+                  <pic:nvPicPr>
+                    <pic:cNvPr id="764223399" name="Picture 764223399"/>
+                    <pic:cNvPicPr/>
+                  </pic:nvPicPr>
+                  <pic:blipFill>
+                    <a:blip r:embed="rId7" cstate="print">
+                      <a:extLst>
+                        <a:ext uri="{28A0092B-C50C-407E-A947-70E740481C1C}">
+                          <a14:useLocalDpi xmlns:a14="http://schemas.microsoft.com/office/drawing/2010/main" val="0"/>
+                        </a:ext>
+                      </a:extLst>
+                    </a:blip>
+                    <a:stretch>
+                      <a:fillRect/>
+                    </a:stretch>
+                  </pic:blipFill>
+                  <pic:spPr>
+                    <a:xfrm>
+                      <a:off x="0" y="0"/>
+                      <a:ext cx="5731510" cy="3476625"/>
                     </a:xfrm>
                     <a:prstGeom prst="rect">
                       <a:avLst/>
@@ -1155,6 +1347,7 @@
   <w:style w:type="character" w:default="1" w:styleId="DefaultParagraphFont">
     <w:name w:val="Default Paragraph Font"/>
     <w:uiPriority w:val="1"/>
+    <w:semiHidden/>
     <w:unhideWhenUsed/>
   </w:style>
   <w:style w:type="table" w:default="1" w:styleId="TableNormal">
